--- a/_site/posts/2025-05-11-teoria-y-politica-monetaria-bcrp/index.docx
+++ b/_site/posts/2025-05-11-teoria-y-politica-monetaria-bcrp/index.docx
@@ -194,7 +194,7 @@
         <w:t xml:space="preserve">Palabras clave</w:t>
       </w:r>
       <w:r>
-        <w:t xml:space="preserve">: keyword1, keyword2</w:t>
+        <w:t xml:space="preserve">:</w:t>
       </w:r>
     </w:p>
     <w:p>
@@ -2438,6 +2438,33 @@
         <w:t xml:space="preserve">lo que mehos hecho es caracterizar el recurso disponible</w:t>
       </w:r>
     </w:p>
+    <w:p>
+      <w:r>
+        <w:pict>
+          <v:rect style="width:0;height:1.5pt" o:hralign="center" o:hrstd="t" o:hr="t"/>
+        </w:pict>
+      </w:r>
+    </w:p>
+    <w:p>
+      <w:pPr>
+        <w:pStyle w:val="FirstParagraph"/>
+      </w:pPr>
+      <w:r>
+        <w:t xml:space="preserve">tipo: fragmento</w:t>
+      </w:r>
+      <w:r>
+        <w:t xml:space="preserve"> </w:t>
+      </w:r>
+      <w:r>
+        <w:t xml:space="preserve">titulo: texto de apertura del bloque «Publicaciones similares» (incluido en cada post)</w:t>
+      </w:r>
+      <w:r>
+        <w:t xml:space="preserve"> </w:t>
+      </w:r>
+      <w:r>
+        <w:t xml:space="preserve">—</w:t>
+      </w:r>
+    </w:p>
     <w:bookmarkEnd w:id="27"/>
     <w:bookmarkStart w:id="54" w:name="publicaciones-similares"/>
     <w:p>
@@ -2730,8 +2757,35 @@
       </w:hyperlink>
     </w:p>
     <w:p>
+      <w:r>
+        <w:pict>
+          <v:rect style="width:0;height:1.5pt" o:hralign="center" o:hrstd="t" o:hr="t"/>
+        </w:pict>
+      </w:r>
+    </w:p>
+    <w:p>
       <w:pPr>
         <w:pStyle w:val="FirstParagraph"/>
+      </w:pPr>
+      <w:r>
+        <w:t xml:space="preserve">tipo: fragmento</w:t>
+      </w:r>
+      <w:r>
+        <w:t xml:space="preserve"> </w:t>
+      </w:r>
+      <w:r>
+        <w:t xml:space="preserve">titulo: texto de cierre del bloque «Publicaciones similares» (incluido en cada post)</w:t>
+      </w:r>
+      <w:r>
+        <w:t xml:space="preserve"> </w:t>
+      </w:r>
+      <w:r>
+        <w:t xml:space="preserve">—</w:t>
+      </w:r>
+    </w:p>
+    <w:p>
+      <w:pPr>
+        <w:pStyle w:val="BodyText"/>
       </w:pPr>
       <w:r>
         <w:t xml:space="preserve">Esperamos que encuentres estas publicaciones igualmente interesantes y útiles. ¡Disfruta de la lectura!</w:t>

--- a/_site/posts/2025-05-11-teoria-y-politica-monetaria-bcrp/index.docx
+++ b/_site/posts/2025-05-11-teoria-y-politica-monetaria-bcrp/index.docx
@@ -2438,33 +2438,6 @@
         <w:t xml:space="preserve">lo que mehos hecho es caracterizar el recurso disponible</w:t>
       </w:r>
     </w:p>
-    <w:p>
-      <w:r>
-        <w:pict>
-          <v:rect style="width:0;height:1.5pt" o:hralign="center" o:hrstd="t" o:hr="t"/>
-        </w:pict>
-      </w:r>
-    </w:p>
-    <w:p>
-      <w:pPr>
-        <w:pStyle w:val="FirstParagraph"/>
-      </w:pPr>
-      <w:r>
-        <w:t xml:space="preserve">tipo: fragmento</w:t>
-      </w:r>
-      <w:r>
-        <w:t xml:space="preserve"> </w:t>
-      </w:r>
-      <w:r>
-        <w:t xml:space="preserve">titulo: texto de apertura del bloque «Publicaciones similares» (incluido en cada post)</w:t>
-      </w:r>
-      <w:r>
-        <w:t xml:space="preserve"> </w:t>
-      </w:r>
-      <w:r>
-        <w:t xml:space="preserve">—</w:t>
-      </w:r>
-    </w:p>
     <w:bookmarkEnd w:id="27"/>
     <w:bookmarkStart w:id="54" w:name="publicaciones-similares"/>
     <w:p>
@@ -2757,35 +2730,8 @@
       </w:hyperlink>
     </w:p>
     <w:p>
-      <w:r>
-        <w:pict>
-          <v:rect style="width:0;height:1.5pt" o:hralign="center" o:hrstd="t" o:hr="t"/>
-        </w:pict>
-      </w:r>
-    </w:p>
-    <w:p>
       <w:pPr>
         <w:pStyle w:val="FirstParagraph"/>
-      </w:pPr>
-      <w:r>
-        <w:t xml:space="preserve">tipo: fragmento</w:t>
-      </w:r>
-      <w:r>
-        <w:t xml:space="preserve"> </w:t>
-      </w:r>
-      <w:r>
-        <w:t xml:space="preserve">titulo: texto de cierre del bloque «Publicaciones similares» (incluido en cada post)</w:t>
-      </w:r>
-      <w:r>
-        <w:t xml:space="preserve"> </w:t>
-      </w:r>
-      <w:r>
-        <w:t xml:space="preserve">—</w:t>
-      </w:r>
-    </w:p>
-    <w:p>
-      <w:pPr>
-        <w:pStyle w:val="BodyText"/>
       </w:pPr>
       <w:r>
         <w:t xml:space="preserve">Esperamos que encuentres estas publicaciones igualmente interesantes y útiles. ¡Disfruta de la lectura!</w:t>

--- a/_site/posts/2025-05-11-teoria-y-politica-monetaria-bcrp/index.docx
+++ b/_site/posts/2025-05-11-teoria-y-politica-monetaria-bcrp/index.docx
@@ -2439,7 +2439,7 @@
       </w:r>
     </w:p>
     <w:bookmarkEnd w:id="27"/>
-    <w:bookmarkStart w:id="54" w:name="publicaciones-similares"/>
+    <w:bookmarkStart w:id="32" w:name="publicaciones-similares"/>
     <w:p>
       <w:pPr>
         <w:pStyle w:val="Heading1"/>
@@ -2494,237 +2494,6 @@
           <w:rPr>
             <w:rStyle w:val="Hyperlink"/>
           </w:rPr>
-          <w:t xml:space="preserve">01 Conceptos Basicos</w:t>
-        </w:r>
-      </w:hyperlink>
-    </w:p>
-    <w:p>
-      <w:pPr>
-        <w:pStyle w:val="Compact"/>
-        <w:numPr>
-          <w:ilvl w:val="0"/>
-          <w:numId w:val="1003"/>
-        </w:numPr>
-      </w:pPr>
-      <w:hyperlink r:id="rId32"/>
-      <w:r>
-        <w:t xml:space="preserve"> </w:t>
-      </w:r>
-      <w:hyperlink r:id="rId33">
-        <w:r>
-          <w:rPr>
-            <w:rStyle w:val="Hyperlink"/>
-          </w:rPr>
-          <w:t xml:space="preserve">02 Teoria De Consumo</w:t>
-        </w:r>
-      </w:hyperlink>
-    </w:p>
-    <w:p>
-      <w:pPr>
-        <w:pStyle w:val="Compact"/>
-        <w:numPr>
-          <w:ilvl w:val="0"/>
-          <w:numId w:val="1003"/>
-        </w:numPr>
-      </w:pPr>
-      <w:hyperlink r:id="rId34"/>
-      <w:r>
-        <w:t xml:space="preserve"> </w:t>
-      </w:r>
-      <w:hyperlink r:id="rId35">
-        <w:r>
-          <w:rPr>
-            <w:rStyle w:val="Hyperlink"/>
-          </w:rPr>
-          <w:t xml:space="preserve">03 Teoria De La Inversion</w:t>
-        </w:r>
-      </w:hyperlink>
-    </w:p>
-    <w:p>
-      <w:pPr>
-        <w:pStyle w:val="Compact"/>
-        <w:numPr>
-          <w:ilvl w:val="0"/>
-          <w:numId w:val="1003"/>
-        </w:numPr>
-      </w:pPr>
-      <w:hyperlink r:id="rId36"/>
-      <w:r>
-        <w:t xml:space="preserve"> </w:t>
-      </w:r>
-      <w:hyperlink r:id="rId37">
-        <w:r>
-          <w:rPr>
-            <w:rStyle w:val="Hyperlink"/>
-          </w:rPr>
-          <w:t xml:space="preserve">04 Tipo De Cambio</w:t>
-        </w:r>
-      </w:hyperlink>
-    </w:p>
-    <w:p>
-      <w:pPr>
-        <w:pStyle w:val="Compact"/>
-        <w:numPr>
-          <w:ilvl w:val="0"/>
-          <w:numId w:val="1003"/>
-        </w:numPr>
-      </w:pPr>
-      <w:hyperlink r:id="rId38"/>
-      <w:r>
-        <w:t xml:space="preserve"> </w:t>
-      </w:r>
-      <w:hyperlink r:id="rId39">
-        <w:r>
-          <w:rPr>
-            <w:rStyle w:val="Hyperlink"/>
-          </w:rPr>
-          <w:t xml:space="preserve">05 Modelo De Mundell Fleming</w:t>
-        </w:r>
-      </w:hyperlink>
-    </w:p>
-    <w:p>
-      <w:pPr>
-        <w:pStyle w:val="Compact"/>
-        <w:numPr>
-          <w:ilvl w:val="0"/>
-          <w:numId w:val="1003"/>
-        </w:numPr>
-      </w:pPr>
-      <w:hyperlink r:id="rId40"/>
-      <w:r>
-        <w:t xml:space="preserve"> </w:t>
-      </w:r>
-      <w:hyperlink r:id="rId41">
-        <w:r>
-          <w:rPr>
-            <w:rStyle w:val="Hyperlink"/>
-          </w:rPr>
-          <w:t xml:space="preserve">06 Sector Externo</w:t>
-        </w:r>
-      </w:hyperlink>
-    </w:p>
-    <w:p>
-      <w:pPr>
-        <w:pStyle w:val="Compact"/>
-        <w:numPr>
-          <w:ilvl w:val="0"/>
-          <w:numId w:val="1003"/>
-        </w:numPr>
-      </w:pPr>
-      <w:hyperlink r:id="rId42"/>
-      <w:r>
-        <w:t xml:space="preserve"> </w:t>
-      </w:r>
-      <w:hyperlink r:id="rId43">
-        <w:r>
-          <w:rPr>
-            <w:rStyle w:val="Hyperlink"/>
-          </w:rPr>
-          <w:t xml:space="preserve">07 Fluctuaciones De Corto Plazo</w:t>
-        </w:r>
-      </w:hyperlink>
-    </w:p>
-    <w:p>
-      <w:pPr>
-        <w:pStyle w:val="Compact"/>
-        <w:numPr>
-          <w:ilvl w:val="0"/>
-          <w:numId w:val="1003"/>
-        </w:numPr>
-      </w:pPr>
-      <w:hyperlink r:id="rId44"/>
-      <w:r>
-        <w:t xml:space="preserve"> </w:t>
-      </w:r>
-      <w:hyperlink r:id="rId45">
-        <w:r>
-          <w:rPr>
-            <w:rStyle w:val="Hyperlink"/>
-          </w:rPr>
-          <w:t xml:space="preserve">08 Ciclos Economicos Reales Rbc</w:t>
-        </w:r>
-      </w:hyperlink>
-    </w:p>
-    <w:p>
-      <w:pPr>
-        <w:pStyle w:val="Compact"/>
-        <w:numPr>
-          <w:ilvl w:val="0"/>
-          <w:numId w:val="1003"/>
-        </w:numPr>
-      </w:pPr>
-      <w:hyperlink r:id="rId46"/>
-      <w:r>
-        <w:t xml:space="preserve"> </w:t>
-      </w:r>
-      <w:hyperlink r:id="rId47">
-        <w:r>
-          <w:rPr>
-            <w:rStyle w:val="Hyperlink"/>
-          </w:rPr>
-          <w:t xml:space="preserve">09 Crecimiento Economico</w:t>
-        </w:r>
-      </w:hyperlink>
-    </w:p>
-    <w:p>
-      <w:pPr>
-        <w:pStyle w:val="Compact"/>
-        <w:numPr>
-          <w:ilvl w:val="0"/>
-          <w:numId w:val="1003"/>
-        </w:numPr>
-      </w:pPr>
-      <w:hyperlink r:id="rId48"/>
-      <w:r>
-        <w:t xml:space="preserve"> </w:t>
-      </w:r>
-      <w:hyperlink r:id="rId49">
-        <w:r>
-          <w:rPr>
-            <w:rStyle w:val="Hyperlink"/>
-          </w:rPr>
-          <w:t xml:space="preserve">10 Economia Monetaria</w:t>
-        </w:r>
-      </w:hyperlink>
-    </w:p>
-    <w:p>
-      <w:pPr>
-        <w:pStyle w:val="Compact"/>
-        <w:numPr>
-          <w:ilvl w:val="0"/>
-          <w:numId w:val="1003"/>
-        </w:numPr>
-      </w:pPr>
-      <w:hyperlink r:id="rId50"/>
-      <w:r>
-        <w:t xml:space="preserve"> </w:t>
-      </w:r>
-      <w:hyperlink r:id="rId51">
-        <w:r>
-          <w:rPr>
-            <w:rStyle w:val="Hyperlink"/>
-          </w:rPr>
-          <w:t xml:space="preserve">11 Modelos De Empleo</w:t>
-        </w:r>
-      </w:hyperlink>
-    </w:p>
-    <w:p>
-      <w:pPr>
-        <w:pStyle w:val="Compact"/>
-        <w:numPr>
-          <w:ilvl w:val="0"/>
-          <w:numId w:val="1003"/>
-        </w:numPr>
-      </w:pPr>
-      <w:hyperlink r:id="rId52"/>
-      <w:r>
-        <w:t xml:space="preserve"> </w:t>
-      </w:r>
-      <w:hyperlink r:id="rId53">
-        <w:r>
-          <w:rPr>
-            <w:rStyle w:val="Hyperlink"/>
-          </w:rPr>
           <w:t xml:space="preserve">Teoria Y Politica Monetaria Bcrp</w:t>
         </w:r>
       </w:hyperlink>
@@ -2737,7 +2506,7 @@
         <w:t xml:space="preserve">Esperamos que encuentres estas publicaciones igualmente interesantes y útiles. ¡Disfruta de la lectura!</w:t>
       </w:r>
     </w:p>
-    <w:bookmarkEnd w:id="54"/>
+    <w:bookmarkEnd w:id="32"/>
     <w:sectPr>
       <w:headerReference r:id="rId8" w:type="even"/>
       <w:headerReference r:id="rId9" w:type="default"/>
